--- a/samples/数字集成电路设计/课程资料/第1章 CMOS反相器/虚拟实验/实验1.3 尺寸与对称（时钟缓冲） 实验指导书.docx
+++ b/samples/数字集成电路设计/课程资料/第1章 CMOS反相器/虚拟实验/实验1.3 尺寸与对称（时钟缓冲） 实验指导书.docx
@@ -194,7 +194,7 @@
         <w:rPr>
           <w:rFonts w:ascii="Times New Roman" w:hAnsi="Times New Roman" w:eastAsia="宋体"/>
         </w:rPr>
-        <w:t>Wp/Wn = r 时上升下降相等；Wp/Wn ≈ √r（约 1.50）时平均延时最小。</w:t>
+        <w:t>Wp/Wn = r 时上升下降相等；Wp/Wn ≈ √r（约 1.52）时平均延时最小。</w:t>
       </w:r>
     </w:p>
     <w:p>
@@ -208,7 +208,7 @@
           <w:color w:val="5B6B75"/>
           <w:sz w:val="19"/>
         </w:rPr>
-        <w:t>Wp/Wn = r equalises the edges; Wp/Wn ≈ √r (about 1.50) minimises the average delay.</w:t>
+        <w:t>Wp/Wn = r equalises the edges; Wp/Wn ≈ √r (about 1.52) minimises the average delay.</w:t>
       </w:r>
     </w:p>
     <w:p>
@@ -219,7 +219,7 @@
         <w:rPr>
           <w:rFonts w:ascii="Times New Roman" w:hAnsi="Times New Roman" w:eastAsia="宋体"/>
         </w:rPr>
-        <w:t>模型参数（示意值，以后按 SKY130 校准）：VDD = 1.8 V，|VT| = 0.45 V，k′n = 90 μA/V²，k′p = 40 μA/V²，L = 0.15 μm，最小 W = 0.42 μm。</w:t>
+        <w:t>模型参数（按 SKY130 工艺库 tt、27 °C 校准的有效值，校准记录见生成脚本 calib/）：VDD = 1.8 V，|VT| = 0.55 V，k′n = 90 μA/V²，k′p = 39 μA/V²，L = 0.15 μm，最小 W = 0.42 μm。</w:t>
       </w:r>
     </w:p>
     <w:p>
@@ -233,7 +233,7 @@
           <w:color w:val="5B6B75"/>
           <w:sz w:val="19"/>
         </w:rPr>
-        <w:t>Model parameters (illustrative, to be calibrated to SKY130): VDD = 1.8 V, |VT| = 0.45 V, k′n = 90 μA/V², k′p = 40 μA/V², L = 0.15 μm, minimum W = 0.42 μm.</w:t>
+        <w:t>Model parameters (effective values calibrated to SKY130, tt, 27 °C; see calib/ in the build scripts): VDD = 1.8 V, |VT| = 0.55 V, k′n = 90 μA/V², k′p = 39 μA/V², L = 0.15 μm, minimum W = 0.42 μm.</w:t>
       </w:r>
     </w:p>
     <w:p>
@@ -474,7 +474,7 @@
         <w:rPr>
           <w:rFonts w:ascii="Times New Roman" w:hAnsi="Times New Roman" w:eastAsia="宋体"/>
         </w:rPr>
-        <w:t>3. 尺寸比 2.25，把扇出改为 1、2、8，记录 tp，填表 2，分析 tp 与扇出的关系。</w:t>
+        <w:t>3. 尺寸比 2.30，把扇出改为 1、2、8，记录 tp，填表 2，分析 tp 与扇出的关系。</w:t>
       </w:r>
       <w:r>
         <w:br/>
@@ -484,7 +484,7 @@
           <w:color w:val="5B6B75"/>
           <w:sz w:val="19"/>
         </w:rPr>
-        <w:t>At ratio 2.25, set fan-out to 1, 2 and 8, record tp in Table 2 and analyse how tp scales with fan-out.</w:t>
+        <w:t>At ratio 2.30, set fan-out to 1, 2 and 8, record tp in Table 2 and analyse how tp scales with fan-out.</w:t>
       </w:r>
     </w:p>
     <w:p>
@@ -796,7 +796,7 @@
                 <w:rFonts w:ascii="Times New Roman" w:hAnsi="Times New Roman" w:eastAsia="宋体"/>
                 <w:sz w:val="19"/>
               </w:rPr>
-              <w:t>2.25</w:t>
+              <w:t>2.30</w:t>
             </w:r>
           </w:p>
         </w:tc>
@@ -937,7 +937,7 @@
         <w:rPr>
           <w:rFonts w:ascii="Times New Roman" w:hAnsi="Times New Roman" w:eastAsia="宋体"/>
         </w:rPr>
-        <w:t>表 2  扇出与延时（Wp/Wn = 2.25） Table 2  Fan-out vs delay</w:t>
+        <w:t>表 2  扇出与延时（Wp/Wn = 2.30） Table 2  Fan-out vs delay</w:t>
       </w:r>
     </w:p>
     <w:tbl>
@@ -1162,7 +1162,7 @@
         <w:rPr>
           <w:rFonts w:ascii="Times New Roman" w:hAnsi="Times New Roman" w:eastAsia="宋体"/>
         </w:rPr>
-        <w:t>延时数值依赖示意参数，FO4 约几十皮秒的量级与 130 nm 级工艺相符。</w:t>
+        <w:t>延时按 SKY130 校准：对称反相器 FO4 约 47 ps，与 ngspice 仿真相差约 1%。</w:t>
       </w:r>
       <w:r>
         <w:br/>
@@ -1172,7 +1172,7 @@
           <w:color w:val="5B6B75"/>
           <w:sz w:val="19"/>
         </w:rPr>
-        <w:t>Delays depend on the illustrative parameters; tens of picoseconds for FO4 is consistent with a 130 nm-class process.</w:t>
+        <w:t>Delays are calibrated to SKY130: the symmetric inverter’s FO4 is about 47 ps, within about 1% of ngspice.</w:t>
       </w:r>
     </w:p>
     <w:p>
@@ -1279,7 +1279,7 @@
         <w:rPr>
           <w:rFonts w:ascii="Times New Roman" w:hAnsi="Times New Roman" w:eastAsia="宋体"/>
         </w:rPr>
-        <w:t>时钟缓冲上升下降不等会让占空比走样。(1) Wp/Wn = 1、FO4 时 tPHL、tPLH 各多少，相差百分之几（参考：29、64 ps，77%）？(2) 怎样取尺寸使两者相等（参考：Wp/Wn ≈ 2.25，约 47 ps）？(3) 普通逻辑路径为什么常取 √r 附近（参考：tp ≈ 45 ps）？</w:t>
+        <w:t>时钟缓冲上升下降不等会让占空比走样。(1) Wp/Wn = 1、FO4 时 tPHL、tPLH 各多少，相差百分之几（参考：28、65 ps，79%）？(2) 怎样取尺寸使两者相等（参考：Wp/Wn ≈ 2.31，约 47 ps）？(3) 普通逻辑路径为什么常取 √r 附近（参考：tp ≈ 45 ps）？</w:t>
       </w:r>
     </w:p>
     <w:p>
@@ -1293,7 +1293,7 @@
           <w:color w:val="5B6B75"/>
           <w:sz w:val="19"/>
         </w:rPr>
-        <w:t>Unequal edges in the clock buffer distort the duty cycle. (1) With Wp/Wn = 1 at FO4, what are tPHL and tPLH and their mismatch (reference: 29 and 64 ps, 77%)? (2) How do you size for equal edges (reference: Wp/Wn ≈ 2.25, about 47 ps)? (3) Why do ordinary logic paths often use about √r (reference: tp ≈ 45 ps)?</w:t>
+        <w:t>Unequal edges in the clock buffer distort the duty cycle. (1) With Wp/Wn = 1 at FO4, what are tPHL and tPLH and their mismatch (reference: 28 and 65 ps, 79%)? (2) How do you size for equal edges (reference: Wp/Wn ≈ 2.31, about 47 ps)? (3) Why do ordinary logic paths often use about √r (reference: tp ≈ 45 ps)?</w:t>
       </w:r>
     </w:p>
     <w:p>

--- a/samples/数字集成电路设计/课程资料/第1章 CMOS反相器/虚拟实验/实验1.3 尺寸与对称（时钟缓冲） 实验指导书.docx
+++ b/samples/数字集成电路设计/课程资料/第1章 CMOS反相器/虚拟实验/实验1.3 尺寸与对称（时钟缓冲） 实验指导书.docx
@@ -194,7 +194,7 @@
         <w:rPr>
           <w:rFonts w:ascii="Times New Roman" w:hAnsi="Times New Roman" w:eastAsia="宋体"/>
         </w:rPr>
-        <w:t>Wp/Wn = r 时上升下降相等；Wp/Wn ≈ √r（约 1.52）时平均延时最小。</w:t>
+        <w:t>Wp/Wn = r 时上升下降相等；Wp/Wn ≈ √r（约 1.56）时平均延时最小。</w:t>
       </w:r>
     </w:p>
     <w:p>
@@ -208,7 +208,7 @@
           <w:color w:val="5B6B75"/>
           <w:sz w:val="19"/>
         </w:rPr>
-        <w:t>Wp/Wn = r equalises the edges; Wp/Wn ≈ √r (about 1.52) minimises the average delay.</w:t>
+        <w:t>Wp/Wn = r equalises the edges; Wp/Wn ≈ √r (about 1.56) minimises the average delay.</w:t>
       </w:r>
     </w:p>
     <w:p>
@@ -219,7 +219,7 @@
         <w:rPr>
           <w:rFonts w:ascii="Times New Roman" w:hAnsi="Times New Roman" w:eastAsia="宋体"/>
         </w:rPr>
-        <w:t>模型参数（按 SKY130 工艺库 tt、27 °C 校准的有效值，校准记录见生成脚本 calib/）：VDD = 1.8 V，|VT| = 0.55 V，k′n = 90 μA/V²，k′p = 39 μA/V²，L = 0.15 μm，最小 W = 0.42 μm。</w:t>
+        <w:t>模型参数（按 SKY130 工艺库 tt、27 °C 校准的有效值，校准记录见生成脚本 calib/）：VDD = 1.8 V，|VT| = 0.55 V，k′n = 84 μA/V²，k′p = 35 μA/V²，L = 0.15 μm，最小 W = 0.42 μm。</w:t>
       </w:r>
     </w:p>
     <w:p>
@@ -233,7 +233,7 @@
           <w:color w:val="5B6B75"/>
           <w:sz w:val="19"/>
         </w:rPr>
-        <w:t>Model parameters (effective values calibrated to SKY130, tt, 27 °C; see calib/ in the build scripts): VDD = 1.8 V, |VT| = 0.55 V, k′n = 90 μA/V², k′p = 39 μA/V², L = 0.15 μm, minimum W = 0.42 μm.</w:t>
+        <w:t>Model parameters (effective values calibrated to SKY130, tt, 27 °C; see calib/ in the build scripts): VDD = 1.8 V, |VT| = 0.55 V, k′n = 84 μA/V², k′p = 35 μA/V², L = 0.15 μm, minimum W = 0.42 μm.</w:t>
       </w:r>
     </w:p>
     <w:p>
@@ -474,7 +474,7 @@
         <w:rPr>
           <w:rFonts w:ascii="Times New Roman" w:hAnsi="Times New Roman" w:eastAsia="宋体"/>
         </w:rPr>
-        <w:t>3. 尺寸比 2.30，把扇出改为 1、2、8，记录 tp，填表 2，分析 tp 与扇出的关系。</w:t>
+        <w:t>3. 尺寸比 2.45，把扇出改为 1、2、8，记录 tp，填表 2，分析 tp 与扇出的关系。</w:t>
       </w:r>
       <w:r>
         <w:br/>
@@ -484,7 +484,7 @@
           <w:color w:val="5B6B75"/>
           <w:sz w:val="19"/>
         </w:rPr>
-        <w:t>At ratio 2.30, set fan-out to 1, 2 and 8, record tp in Table 2 and analyse how tp scales with fan-out.</w:t>
+        <w:t>At ratio 2.45, set fan-out to 1, 2 and 8, record tp in Table 2 and analyse how tp scales with fan-out.</w:t>
       </w:r>
     </w:p>
     <w:p>
@@ -796,7 +796,7 @@
                 <w:rFonts w:ascii="Times New Roman" w:hAnsi="Times New Roman" w:eastAsia="宋体"/>
                 <w:sz w:val="19"/>
               </w:rPr>
-              <w:t>2.30</w:t>
+              <w:t>2.45</w:t>
             </w:r>
           </w:p>
         </w:tc>
@@ -937,7 +937,7 @@
         <w:rPr>
           <w:rFonts w:ascii="Times New Roman" w:hAnsi="Times New Roman" w:eastAsia="宋体"/>
         </w:rPr>
-        <w:t>表 2  扇出与延时（Wp/Wn = 2.30） Table 2  Fan-out vs delay</w:t>
+        <w:t>表 2  扇出与延时（Wp/Wn = 2.45） Table 2  Fan-out vs delay</w:t>
       </w:r>
     </w:p>
     <w:tbl>
@@ -1162,7 +1162,7 @@
         <w:rPr>
           <w:rFonts w:ascii="Times New Roman" w:hAnsi="Times New Roman" w:eastAsia="宋体"/>
         </w:rPr>
-        <w:t>延时按 SKY130 校准：对称反相器 FO4 约 47 ps，与 ngspice 仿真相差约 1%。</w:t>
+        <w:t>延时按 SKY130 校准：对称反相器 FO4 约 51 ps，与 ngspice 仿真相差约 1%。</w:t>
       </w:r>
       <w:r>
         <w:br/>
@@ -1172,7 +1172,7 @@
           <w:color w:val="5B6B75"/>
           <w:sz w:val="19"/>
         </w:rPr>
-        <w:t>Delays are calibrated to SKY130: the symmetric inverter’s FO4 is about 47 ps, within about 1% of ngspice.</w:t>
+        <w:t>Delays are calibrated to SKY130: the symmetric inverter’s FO4 is about 51 ps, within about 1% of ngspice.</w:t>
       </w:r>
     </w:p>
     <w:p>
@@ -1279,7 +1279,7 @@
         <w:rPr>
           <w:rFonts w:ascii="Times New Roman" w:hAnsi="Times New Roman" w:eastAsia="宋体"/>
         </w:rPr>
-        <w:t>时钟缓冲上升下降不等会让占空比走样。(1) Wp/Wn = 1、FO4 时 tPHL、tPLH 各多少，相差百分之几（参考：28、65 ps，79%）？(2) 怎样取尺寸使两者相等（参考：Wp/Wn ≈ 2.31，约 47 ps）？(3) 普通逻辑路径为什么常取 √r 附近（参考：tp ≈ 45 ps）？</w:t>
+        <w:t>时钟缓冲上升下降不等会让占空比走样。(1) Wp/Wn = 1、FO4 时 tPHL、tPLH 各多少，相差百分之几（参考：30、72 ps，83%）？(2) 怎样取尺寸使两者相等（参考：Wp/Wn ≈ 2.43，约 51 ps）？(3) 普通逻辑路径为什么常取 √r 附近（参考：tp ≈ 48 ps）？</w:t>
       </w:r>
     </w:p>
     <w:p>
@@ -1293,7 +1293,7 @@
           <w:color w:val="5B6B75"/>
           <w:sz w:val="19"/>
         </w:rPr>
-        <w:t>Unequal edges in the clock buffer distort the duty cycle. (1) With Wp/Wn = 1 at FO4, what are tPHL and tPLH and their mismatch (reference: 28 and 65 ps, 79%)? (2) How do you size for equal edges (reference: Wp/Wn ≈ 2.31, about 47 ps)? (3) Why do ordinary logic paths often use about √r (reference: tp ≈ 45 ps)?</w:t>
+        <w:t>Unequal edges in the clock buffer distort the duty cycle. (1) With Wp/Wn = 1 at FO4, what are tPHL and tPLH and their mismatch (reference: 30 and 72 ps, 83%)? (2) How do you size for equal edges (reference: Wp/Wn ≈ 2.43, about 51 ps)? (3) Why do ordinary logic paths often use about √r (reference: tp ≈ 48 ps)?</w:t>
       </w:r>
     </w:p>
     <w:p>
